--- a/thesis/Chapter4 - Generate Report Use Case (Sequence and Activity Diagrams).docx
+++ b/thesis/Chapter4 - Generate Report Use Case (Sequence and Activity Diagrams).docx
@@ -126,7 +126,7 @@
           <w:b w:val="0"/>
           <w:sz w:val="24"/>
         </w:rPr>
-        <w:t>This document presents the detailed design of the fourth use case of the PSM Assessment System, namely Generate Report. The use case covers the coordinator's dashboard, which summarises the progress, risk and marks of a cohort, and the CSV exports that the coordinator downloads for the faculty. It is specified in Table 4.4, then expressed as a sequence diagram in Figure 4.7 and an activity diagram in Figure 4.8.</w:t>
+        <w:t>This document presents the detailed design of the fifth use case of the PSM Assessment System, namely Generate Report. The use case covers the coordinator's dashboard, which summarises the progress, risk and marks of a cohort, and the CSV exports that the coordinator downloads for the faculty. It is specified in Table 4.4, then expressed as a sequence diagram in Figure 4.9 and an activity diagram in Figure 4.10.</w:t>
       </w:r>
     </w:p>
     <w:p>
@@ -167,7 +167,7 @@
           <w:b w:val="0"/>
           <w:sz w:val="24"/>
         </w:rPr>
-        <w:t>Generate Report answers questions about a whole batch rather than about one project, so every report is built from the same three filters: the batch, the PSM part and the academic semester. The system produces two kinds of output from those filters. The on-screen report returns figures as JSON for the dashboard to render, and the export produces a CSV file. Table 4.4 summarises the use case.</w:t>
+        <w:t>Generate Report answers questions about a whole batch rather than about one project, so every report is built from the same three filters: the batch, the PSM part and the academic semester. The system produces two kinds of output from those filters. The on-screen report returns figures as JSON for the dashboard to render, and the export produces a CSV file. Table 4.5 summarises the use case.</w:t>
       </w:r>
     </w:p>
     <w:p>
@@ -181,7 +181,7 @@
           <w:b/>
           <w:sz w:val="24"/>
         </w:rPr>
-        <w:t>Table 4.4: Use Case Specification for Generate Report</w:t>
+        <w:t>Table 4.5: Use Case Specification for Generate Report</w:t>
       </w:r>
     </w:p>
     <w:tbl>
@@ -615,7 +615,7 @@
           <w:b w:val="0"/>
           <w:sz w:val="24"/>
         </w:rPr>
-        <w:t>Two rules in Table 4.4 are worth noting because they are easy to get wrong. First, the on-screen pass rate counts released results only (A4), because a withheld mark is not a published one, while the exported spreadsheet deliberately includes provisional rows so that the coordinator has a working extract. The export therefore carries a Status column beside the pass or fail verdict, so that anyone recomputing the rate from the file filters on released rows. Second, a grade with no final mark is left blank rather than marked Fail (A5): no mark is not a failure.</w:t>
+        <w:t>Two rules in Table 4.5 are worth noting because they are easy to get wrong. First, the on-screen pass rate counts released results only (A4), because a withheld mark is not a published one, while the exported spreadsheet deliberately includes provisional rows so that the coordinator has a working extract. The export therefore carries a Status column beside the pass or fail verdict, so that anyone recomputing the rate from the file filters on released rows. Second, a grade with no final mark is left blank rather than marked Fail (A5): no mark is not a failure.</w:t>
       </w:r>
     </w:p>
     <w:p>
@@ -656,7 +656,7 @@
           <w:b w:val="0"/>
           <w:sz w:val="24"/>
         </w:rPr>
-        <w:t>The sequence diagram in Figure 4.7 shows both outputs from the same screen. Six lifelines take part: the coordinator, the reports interface, the report controller, the reporting service, the grades and milestones data, and the audit log. The diagram is divided into the on-screen report and the CSV export.</w:t>
+        <w:t>The sequence diagram in Figure 4.9 shows both outputs from the same screen. Five lifelines take part: the coordinator, the reports interface, the report controller, the reporting service, and the grades and milestones the figures are read from. The diagram is divided into the on-screen report and the CSV export.</w:t>
       </w:r>
     </w:p>
     <w:p>
@@ -667,7 +667,7 @@
       <w:r>
         <w:drawing>
           <wp:inline xmlns:a="http://schemas.openxmlformats.org/drawingml/2006/main" xmlns:pic="http://schemas.openxmlformats.org/drawingml/2006/picture">
-            <wp:extent cx="4536000" cy="8929440"/>
+            <wp:extent cx="5903999" cy="4608734"/>
             <wp:docPr id="1" name="Picture 1"/>
             <wp:cNvGraphicFramePr>
               <a:graphicFrameLocks noChangeAspect="1"/>
@@ -688,7 +688,7 @@
                   <pic:spPr>
                     <a:xfrm>
                       <a:off x="0" y="0"/>
-                      <a:ext cx="4536000" cy="8929440"/>
+                      <a:ext cx="5903999" cy="4608734"/>
                     </a:xfrm>
                     <a:prstGeom prst="rect"/>
                   </pic:spPr>
@@ -710,7 +710,7 @@
           <w:b/>
           <w:sz w:val="24"/>
         </w:rPr>
-        <w:t>Figure 4.7: Sequence Diagram for Generate Report</w:t>
+        <w:t>Figure 4.9: Sequence Diagram for Generate Report</w:t>
       </w:r>
     </w:p>
     <w:p>
@@ -724,7 +724,7 @@
           <w:b w:val="0"/>
           <w:sz w:val="24"/>
         </w:rPr>
-        <w:t>Messages 1 and 2 carry the filter selection to the controller, which checks the analytics permission in message 3 and validates the filters in message 4. Message 5 hands the work to the reporting service. The service then performs a series of aggregations: message 6 counts projects by their milestone status, message 10 reads the released grades and computes the mark bands together with the mean and median, and messages 12 and 13 add the category breakdown and the per-part rollup. Message 14 returns the summary object and message 15 returns it to the interface, which renders the tables and charts in message 16.</w:t>
+        <w:t>Messages 1 and 2 carry the filter selection to the controller, which checks the analytics permission in message 3 and hands the work to the reporting service in message 4. Message 5 is the service's own work — it aggregates progress, the students at risk, supervisor load and the mark bands in one pass — and message 6 returns the figures the interface renders. Splitting that work into one message per aggregation would say more about the query and less about the flow.</w:t>
       </w:r>
     </w:p>
     <w:p>
@@ -738,7 +738,7 @@
           <w:b w:val="0"/>
           <w:sz w:val="24"/>
         </w:rPr>
-        <w:t>The lower half of the diagram is the export path. Message 17 starts the export and message 19 applies the export permission, which is narrower than the analytics permission. Messages 20 and 21 build the filename from the term, part and timestamp. Message 22 writes the audit entry before any data leaves the system, so an export cannot happen without a record of it. Message 23 reads the grades in pages rather than all at once, because a full cohort export can run to thousands of rows, and message 25 writes each row as it arrives.</w:t>
+        <w:t>The lower half is the export. Message 10 is the same filters written to a file, message 11 applies the export permission, which is narrower than the analytics permission, and message 12 logs the export before any row leaves the system. The rows are read in pages rather than all at once, because a full cohort export runs to thousands of lines and the whole set would not fit comfortably in memory.</w:t>
       </w:r>
     </w:p>
     <w:p>
@@ -779,7 +779,7 @@
           <w:b w:val="0"/>
           <w:sz w:val="24"/>
         </w:rPr>
-        <w:t>The activity diagram in Figure 4.8 shows the same use case as a workflow. After the permission check and the filter validation, a single decision splits the flow into the on-screen report, which continues down the centre, and the export, which runs down the right of the diagram. Both branches converge on one end node.</w:t>
+        <w:t>The activity diagram in Figure 4.10 shows the same use case as a workflow. After the permission check, a single decision splits the flow into the on-screen report, which continues down the centre, and the export, which runs to the right. Both converge on one end node.</w:t>
       </w:r>
     </w:p>
     <w:p>
@@ -790,7 +790,7 @@
       <w:r>
         <w:drawing>
           <wp:inline xmlns:a="http://schemas.openxmlformats.org/drawingml/2006/main" xmlns:pic="http://schemas.openxmlformats.org/drawingml/2006/picture">
-            <wp:extent cx="5112000" cy="5281147"/>
+            <wp:extent cx="5903999" cy="3071336"/>
             <wp:docPr id="2" name="Picture 2"/>
             <wp:cNvGraphicFramePr>
               <a:graphicFrameLocks noChangeAspect="1"/>
@@ -811,7 +811,7 @@
                   <pic:spPr>
                     <a:xfrm>
                       <a:off x="0" y="0"/>
-                      <a:ext cx="5112000" cy="5281147"/>
+                      <a:ext cx="5903999" cy="3071336"/>
                     </a:xfrm>
                     <a:prstGeom prst="rect"/>
                   </pic:spPr>
@@ -833,7 +833,7 @@
           <w:b/>
           <w:sz w:val="24"/>
         </w:rPr>
-        <w:t>Figure 4.8: Activity Diagram for Generate Report</w:t>
+        <w:t>Figure 4.10: Activity Diagram for Generate Report</w:t>
       </w:r>
     </w:p>
     <w:p>
@@ -847,7 +847,7 @@
           <w:b w:val="0"/>
           <w:sz w:val="24"/>
         </w:rPr>
-        <w:t>The first decision is the permission check, which corresponds to alternative flow A1: a user without the analytics permission receives 403 Forbidden and the workflow stops. The filter validation that follows is alternative flow A2. The second decision is the choice of output.</w:t>
+        <w:t>The first decision is the permission check, which corresponds to alternative flow A1: a user without the analytics permission receives 403 Forbidden and the workflow stops. The action that follows computes every figure in one step, because the individual aggregations are a detail of how the numbers are produced rather than separate steps of the flow. The second decision is the choice of output.</w:t>
       </w:r>
     </w:p>
     <w:p>
@@ -861,7 +861,7 @@
           <w:b w:val="0"/>
           <w:sz w:val="24"/>
         </w:rPr>
-        <w:t>On the view branch, the system runs the aggregate query, computes the figures, builds a rollup for both PSM parts and returns JSON for the interface to render. On the export branch, the system applies the narrower export permission (A3), writes the audit entry, builds the filename, streams the rows in chunks of two hundred and returns the file. The streaming step is what keeps a large cohort export out of memory.</w:t>
+        <w:t>On the view branch the system renders the tables and charts for the coordinator. On the export branch it writes the CSV in pages and records the export in the audit log, so an extract cannot leave the system without a record of who took it and with which filters.</w:t>
       </w:r>
     </w:p>
     <w:p>
@@ -902,7 +902,7 @@
           <w:b w:val="0"/>
           <w:sz w:val="24"/>
         </w:rPr>
-        <w:t>This document has specified the Generate Report use case and presented its sequence diagram and activity diagram. The specification defines the actors, a thirteen step main flow, five alternative flows and the post-conditions for both the on-screen report and the export. The sequence diagram shows the two outputs from one screen as message exchanges across six objects, and the activity diagram shows the flow as a workflow with a permission check, a filter check and a choice of output.</w:t>
+        <w:t>This document has specified the Generate Report use case and presented its sequence diagram and activity diagram. The specification defines the actors, a thirteen step main flow, five alternative flows and the post-conditions for both the on-screen report and the export. The sequence diagram shows the two outputs from one screen as message exchanges across five objects, and the activity diagram shows the flow as a workflow with a permission check and a choice of output.</w:t>
       </w:r>
     </w:p>
     <w:sectPr>
